--- a/site/downloads/handbook-C4.docx
+++ b/site/downloads/handbook-C4.docx
@@ -1645,14 +1645,14 @@
           <w:b/>
           <w:i w:val="0"/>
         </w:rPr>
-        <w:t>CDC.</w:t>
-      </w:r>
-      <w:r>
-        <w:rPr>
-          <w:b w:val="0"/>
-          <w:i w:val="0"/>
-        </w:rPr>
-        <w:t xml:space="preserve"> If change data capture is enabled on the source database, the job reads its change stream and copies every insert, update and delete since the last run. You do not choose a column.</w:t>
+        <w:t>CDC</w:t>
+      </w:r>
+      <w:r>
+        <w:rPr>
+          <w:b w:val="0"/>
+          <w:i w:val="0"/>
+        </w:rPr>
+        <w:t xml:space="preserve"> (preview in Copy job). If change data capture is enabled on the source database, the job reads its change stream and copies every insert, update and delete since the last run. You do not choose a column.</w:t>
       </w:r>
     </w:p>
     <w:p>
@@ -3128,6 +3128,18 @@
           <w:i w:val="0"/>
         </w:rPr>
         <w:t>Update methods Append (default), Merge (primary key by default), Overwrite and SCD Type 2. (verified: https://learn.microsoft.com/en-us/fabric/data-factory/what-is-copy-job (updated 2026-09-17))</w:t>
+      </w:r>
+    </w:p>
+    <w:p>
+      <w:pPr>
+        <w:pStyle w:val="ListBullet"/>
+      </w:pPr>
+      <w:r>
+        <w:rPr>
+          <w:b w:val="0"/>
+          <w:i w:val="0"/>
+        </w:rPr>
+        <w:t>CDC replication in Copy job is in preview. (verified: https://learn.microsoft.com/en-us/fabric/data-factory/what-is-copy-job (updated 2026-09-17))</w:t>
       </w:r>
     </w:p>
     <w:p>

--- a/site/downloads/handbook-C4.docx
+++ b/site/downloads/handbook-C4.docx
@@ -1308,6 +1308,182 @@
         <w:t xml:space="preserve"> for anything else, with the unknown need in the message.</w:t>
       </w:r>
     </w:p>
+    <w:p>
+      <w:r>
+        <w:rPr>
+          <w:b w:val="0"/>
+          <w:i w:val="0"/>
+        </w:rPr>
+        <w:t>Your code must pass these checks:</w:t>
+      </w:r>
+    </w:p>
+    <w:p>
+      <w:pPr>
+        <w:pStyle w:val="ListBullet"/>
+      </w:pPr>
+      <w:r>
+        <w:rPr>
+          <w:b w:val="0"/>
+          <w:i w:val="0"/>
+        </w:rPr>
+        <w:t>Each need maps to one tool, as listed.</w:t>
+      </w:r>
+    </w:p>
+    <w:p>
+      <w:pPr>
+        <w:pStyle w:val="ListBullet"/>
+      </w:pPr>
+      <w:r>
+        <w:rPr>
+          <w:b w:val="0"/>
+          <w:i w:val="0"/>
+        </w:rPr>
+        <w:t>Unknown needs must raise ValueError naming the need.</w:t>
+      </w:r>
+    </w:p>
+    <w:p>
+      <w:r>
+        <w:rPr>
+          <w:b w:val="0"/>
+          <w:i w:val="0"/>
+        </w:rPr>
+        <w:t>Shape of the answer. The reference solution defines these names. Write the bodies yourself.</w:t>
+      </w:r>
+    </w:p>
+    <w:tbl>
+      <w:tblPr>
+        <w:tblW w:type="auto" w:w="0"/>
+        <w:jc w:val="left"/>
+        <w:tblLook w:firstColumn="1" w:firstRow="1" w:lastColumn="0" w:lastRow="0" w:noHBand="0" w:noVBand="1" w:val="04A0"/>
+      </w:tblPr>
+      <w:tblGrid>
+        <w:gridCol w:w="8221"/>
+      </w:tblGrid>
+      <w:tr>
+        <w:tc>
+          <w:tcPr>
+            <w:tcW w:type="dxa" w:w="8221"/>
+            <w:shd w:val="clear" w:color="auto" w:fill="F2F4F7"/>
+          </w:tcPr>
+          <w:p>
+            <w:pPr>
+              <w:spacing w:before="0" w:after="0" w:line="240" w:lineRule="auto"/>
+              <w:ind w:left="567" w:hanging="567"/>
+            </w:pPr>
+            <w:r>
+              <w:rPr>
+                <w:rFonts w:ascii="Consolas" w:hAnsi="Consolas" w:eastAsia="Consolas"/>
+                <w:b w:val="0"/>
+                <w:color w:val="5B6875"/>
+                <w:sz w:val="16"/>
+              </w:rPr>
+              <w:t xml:space="preserve">   1  </w:t>
+            </w:r>
+            <w:r>
+              <w:rPr>
+                <w:rFonts w:ascii="Consolas" w:hAnsi="Consolas" w:eastAsia="Consolas"/>
+                <w:b w:val="0"/>
+                <w:sz w:val="16"/>
+              </w:rPr>
+              <w:t># Module constant.</w:t>
+            </w:r>
+          </w:p>
+          <w:p>
+            <w:pPr>
+              <w:spacing w:before="0" w:after="0" w:line="240" w:lineRule="auto"/>
+              <w:ind w:left="567" w:hanging="567"/>
+            </w:pPr>
+            <w:r>
+              <w:rPr>
+                <w:rFonts w:ascii="Consolas" w:hAnsi="Consolas" w:eastAsia="Consolas"/>
+                <w:b w:val="0"/>
+                <w:color w:val="5B6875"/>
+                <w:sz w:val="16"/>
+              </w:rPr>
+              <w:t xml:space="preserve">   2  </w:t>
+            </w:r>
+            <w:r>
+              <w:rPr>
+                <w:rFonts w:ascii="Consolas" w:hAnsi="Consolas" w:eastAsia="Consolas"/>
+                <w:b w:val="0"/>
+                <w:sz w:val="16"/>
+              </w:rPr>
+              <w:t>TOOL_FOR_NEED = ...</w:t>
+            </w:r>
+          </w:p>
+          <w:p>
+            <w:pPr>
+              <w:spacing w:before="0" w:after="0" w:line="240" w:lineRule="auto"/>
+              <w:ind w:left="567" w:hanging="567"/>
+            </w:pPr>
+            <w:r>
+              <w:rPr>
+                <w:rFonts w:ascii="Consolas" w:hAnsi="Consolas" w:eastAsia="Consolas"/>
+                <w:b w:val="0"/>
+                <w:color w:val="5B6875"/>
+                <w:sz w:val="16"/>
+              </w:rPr>
+              <w:t xml:space="preserve">   3  </w:t>
+            </w:r>
+            <w:r>
+              <w:rPr>
+                <w:rFonts w:ascii="Consolas" w:hAnsi="Consolas" w:eastAsia="Consolas"/>
+                <w:b w:val="0"/>
+                <w:sz w:val="16"/>
+              </w:rPr>
+              <w:t xml:space="preserve"> </w:t>
+            </w:r>
+          </w:p>
+          <w:p>
+            <w:pPr>
+              <w:spacing w:before="0" w:after="0" w:line="240" w:lineRule="auto"/>
+              <w:ind w:left="567" w:hanging="567"/>
+            </w:pPr>
+            <w:r>
+              <w:rPr>
+                <w:rFonts w:ascii="Consolas" w:hAnsi="Consolas" w:eastAsia="Consolas"/>
+                <w:b w:val="0"/>
+                <w:color w:val="5B6875"/>
+                <w:sz w:val="16"/>
+              </w:rPr>
+              <w:t xml:space="preserve">   4  </w:t>
+            </w:r>
+            <w:r>
+              <w:rPr>
+                <w:rFonts w:ascii="Consolas" w:hAnsi="Consolas" w:eastAsia="Consolas"/>
+                <w:b w:val="0"/>
+                <w:sz w:val="16"/>
+              </w:rPr>
+              <w:t># Fabric tool for a data movement or processing need.</w:t>
+            </w:r>
+          </w:p>
+          <w:p>
+            <w:pPr>
+              <w:spacing w:before="0" w:after="0" w:line="240" w:lineRule="auto"/>
+              <w:ind w:left="567" w:hanging="567"/>
+            </w:pPr>
+            <w:r>
+              <w:rPr>
+                <w:rFonts w:ascii="Consolas" w:hAnsi="Consolas" w:eastAsia="Consolas"/>
+                <w:b w:val="0"/>
+                <w:color w:val="5B6875"/>
+                <w:sz w:val="16"/>
+              </w:rPr>
+              <w:t xml:space="preserve">   5  </w:t>
+            </w:r>
+            <w:r>
+              <w:rPr>
+                <w:rFonts w:ascii="Consolas" w:hAnsi="Consolas" w:eastAsia="Consolas"/>
+                <w:b w:val="0"/>
+                <w:sz w:val="16"/>
+              </w:rPr>
+              <w:t>def recommend(need: str) -&gt; str: ...</w:t>
+            </w:r>
+          </w:p>
+        </w:tc>
+      </w:tr>
+    </w:tbl>
+    <w:p/>
     <w:p>
       <w:r>
         <w:rPr>
@@ -2945,6 +3121,194 @@
           <w:b w:val="0"/>
           <w:i w:val="0"/>
         </w:rPr>
+        <w:t>Your code must pass these checks:</w:t>
+      </w:r>
+    </w:p>
+    <w:p>
+      <w:pPr>
+        <w:pStyle w:val="ListBullet"/>
+      </w:pPr>
+      <w:r>
+        <w:rPr>
+          <w:b w:val="0"/>
+          <w:i w:val="0"/>
+        </w:rPr>
+        <w:t>With last_wm None, copy every row and return the largest rv.</w:t>
+      </w:r>
+    </w:p>
+    <w:p>
+      <w:pPr>
+        <w:pStyle w:val="ListBullet"/>
+      </w:pPr>
+      <w:r>
+        <w:rPr>
+          <w:b w:val="0"/>
+          <w:i w:val="0"/>
+        </w:rPr>
+        <w:t>Copy only rows strictly greater than the watermark. &gt;= re-copies the boundary row.</w:t>
+      </w:r>
+    </w:p>
+    <w:p>
+      <w:pPr>
+        <w:pStyle w:val="ListBullet"/>
+      </w:pPr>
+      <w:r>
+        <w:rPr>
+          <w:b w:val="0"/>
+          <w:i w:val="0"/>
+        </w:rPr>
+        <w:t>An empty batch keeps the previous watermark and must not raise.</w:t>
+      </w:r>
+    </w:p>
+    <w:p>
+      <w:r>
+        <w:rPr>
+          <w:b w:val="0"/>
+          <w:i w:val="0"/>
+        </w:rPr>
+        <w:t>Shape of the answer. The reference solution defines these names. Write the bodies yourself.</w:t>
+      </w:r>
+    </w:p>
+    <w:tbl>
+      <w:tblPr>
+        <w:tblW w:type="auto" w:w="0"/>
+        <w:jc w:val="left"/>
+        <w:tblLook w:firstColumn="1" w:firstRow="1" w:lastColumn="0" w:lastRow="0" w:noHBand="0" w:noVBand="1" w:val="04A0"/>
+      </w:tblPr>
+      <w:tblGrid>
+        <w:gridCol w:w="8221"/>
+      </w:tblGrid>
+      <w:tr>
+        <w:tc>
+          <w:tcPr>
+            <w:tcW w:type="dxa" w:w="8221"/>
+            <w:shd w:val="clear" w:color="auto" w:fill="F2F4F7"/>
+          </w:tcPr>
+          <w:p>
+            <w:pPr>
+              <w:spacing w:before="0" w:after="0" w:line="240" w:lineRule="auto"/>
+              <w:ind w:left="567" w:hanging="567"/>
+            </w:pPr>
+            <w:r>
+              <w:rPr>
+                <w:rFonts w:ascii="Consolas" w:hAnsi="Consolas" w:eastAsia="Consolas"/>
+                <w:b w:val="0"/>
+                <w:color w:val="5B6875"/>
+                <w:sz w:val="16"/>
+              </w:rPr>
+              <w:t xml:space="preserve">   1  </w:t>
+            </w:r>
+            <w:r>
+              <w:rPr>
+                <w:rFonts w:ascii="Consolas" w:hAnsi="Consolas" w:eastAsia="Consolas"/>
+                <w:b w:val="0"/>
+                <w:sz w:val="16"/>
+              </w:rPr>
+              <w:t># Rows above the watermark, and the new watermark.</w:t>
+            </w:r>
+          </w:p>
+          <w:p>
+            <w:pPr>
+              <w:spacing w:before="0" w:after="0" w:line="240" w:lineRule="auto"/>
+              <w:ind w:left="567" w:hanging="567"/>
+            </w:pPr>
+            <w:r>
+              <w:rPr>
+                <w:rFonts w:ascii="Consolas" w:hAnsi="Consolas" w:eastAsia="Consolas"/>
+                <w:b w:val="0"/>
+                <w:color w:val="5B6875"/>
+                <w:sz w:val="16"/>
+              </w:rPr>
+              <w:t xml:space="preserve">   2  </w:t>
+            </w:r>
+            <w:r>
+              <w:rPr>
+                <w:rFonts w:ascii="Consolas" w:hAnsi="Consolas" w:eastAsia="Consolas"/>
+                <w:b w:val="0"/>
+                <w:sz w:val="16"/>
+              </w:rPr>
+              <w:t>def next_batch(</w:t>
+            </w:r>
+          </w:p>
+          <w:p>
+            <w:pPr>
+              <w:spacing w:before="0" w:after="0" w:line="240" w:lineRule="auto"/>
+              <w:ind w:left="567" w:hanging="567"/>
+            </w:pPr>
+            <w:r>
+              <w:rPr>
+                <w:rFonts w:ascii="Consolas" w:hAnsi="Consolas" w:eastAsia="Consolas"/>
+                <w:b w:val="0"/>
+                <w:color w:val="5B6875"/>
+                <w:sz w:val="16"/>
+              </w:rPr>
+              <w:t xml:space="preserve">   3  </w:t>
+            </w:r>
+            <w:r>
+              <w:rPr>
+                <w:rFonts w:ascii="Consolas" w:hAnsi="Consolas" w:eastAsia="Consolas"/>
+                <w:b w:val="0"/>
+                <w:sz w:val="16"/>
+              </w:rPr>
+              <w:t xml:space="preserve">    rows: list[Row],</w:t>
+            </w:r>
+          </w:p>
+          <w:p>
+            <w:pPr>
+              <w:spacing w:before="0" w:after="0" w:line="240" w:lineRule="auto"/>
+              <w:ind w:left="567" w:hanging="567"/>
+            </w:pPr>
+            <w:r>
+              <w:rPr>
+                <w:rFonts w:ascii="Consolas" w:hAnsi="Consolas" w:eastAsia="Consolas"/>
+                <w:b w:val="0"/>
+                <w:color w:val="5B6875"/>
+                <w:sz w:val="16"/>
+              </w:rPr>
+              <w:t xml:space="preserve">   4  </w:t>
+            </w:r>
+            <w:r>
+              <w:rPr>
+                <w:rFonts w:ascii="Consolas" w:hAnsi="Consolas" w:eastAsia="Consolas"/>
+                <w:b w:val="0"/>
+                <w:sz w:val="16"/>
+              </w:rPr>
+              <w:t xml:space="preserve">    last_wm: int | None,</w:t>
+            </w:r>
+          </w:p>
+          <w:p>
+            <w:pPr>
+              <w:spacing w:before="0" w:after="0" w:line="240" w:lineRule="auto"/>
+              <w:ind w:left="567" w:hanging="567"/>
+            </w:pPr>
+            <w:r>
+              <w:rPr>
+                <w:rFonts w:ascii="Consolas" w:hAnsi="Consolas" w:eastAsia="Consolas"/>
+                <w:b w:val="0"/>
+                <w:color w:val="5B6875"/>
+                <w:sz w:val="16"/>
+              </w:rPr>
+              <w:t xml:space="preserve">   5  </w:t>
+            </w:r>
+            <w:r>
+              <w:rPr>
+                <w:rFonts w:ascii="Consolas" w:hAnsi="Consolas" w:eastAsia="Consolas"/>
+                <w:b w:val="0"/>
+                <w:sz w:val="16"/>
+              </w:rPr>
+              <w:t>) -&gt; tuple[list[Row], int | None]: ...</w:t>
+            </w:r>
+          </w:p>
+        </w:tc>
+      </w:tr>
+    </w:tbl>
+    <w:p/>
+    <w:p>
+      <w:r>
+        <w:rPr>
+          <w:b w:val="0"/>
+          <w:i w:val="0"/>
+        </w:rPr>
         <w:t>Starter code:</w:t>
       </w:r>
     </w:p>
@@ -4381,6 +4745,263 @@
         <w:t xml:space="preserve"> if the format is wrong, if hours are above 23 or minutes or seconds above 59, or if the total exceeds 7 days.</w:t>
       </w:r>
     </w:p>
+    <w:p>
+      <w:r>
+        <w:rPr>
+          <w:b w:val="0"/>
+          <w:i w:val="0"/>
+        </w:rPr>
+        <w:t>Your code must pass these checks:</w:t>
+      </w:r>
+    </w:p>
+    <w:p>
+      <w:pPr>
+        <w:pStyle w:val="ListBullet"/>
+      </w:pPr>
+      <w:r>
+        <w:rPr>
+          <w:b w:val="0"/>
+          <w:i w:val="0"/>
+        </w:rPr>
+        <w:t>Convert days, hours, minutes and seconds to seconds.</w:t>
+      </w:r>
+    </w:p>
+    <w:p>
+      <w:pPr>
+        <w:pStyle w:val="ListBullet"/>
+      </w:pPr>
+      <w:r>
+        <w:rPr>
+          <w:b w:val="0"/>
+          <w:i w:val="0"/>
+        </w:rPr>
+        <w:t>Reject a missing day part, missing fields, non-numbers and out-of-range hours or minutes.</w:t>
+      </w:r>
+    </w:p>
+    <w:p>
+      <w:pPr>
+        <w:pStyle w:val="ListBullet"/>
+      </w:pPr>
+      <w:r>
+        <w:rPr>
+          <w:b w:val="0"/>
+          <w:i w:val="0"/>
+        </w:rPr>
+        <w:t>The maximum timeout is seven days.</w:t>
+      </w:r>
+    </w:p>
+    <w:p>
+      <w:r>
+        <w:rPr>
+          <w:b w:val="0"/>
+          <w:i w:val="0"/>
+        </w:rPr>
+        <w:t>Shape of the answer. The reference solution defines these names. Write the bodies yourself.</w:t>
+      </w:r>
+    </w:p>
+    <w:tbl>
+      <w:tblPr>
+        <w:tblW w:type="auto" w:w="0"/>
+        <w:jc w:val="left"/>
+        <w:tblLook w:firstColumn="1" w:firstRow="1" w:lastColumn="0" w:lastRow="0" w:noHBand="0" w:noVBand="1" w:val="04A0"/>
+      </w:tblPr>
+      <w:tblGrid>
+        <w:gridCol w:w="8221"/>
+      </w:tblGrid>
+      <w:tr>
+        <w:tc>
+          <w:tcPr>
+            <w:tcW w:type="dxa" w:w="8221"/>
+            <w:shd w:val="clear" w:color="auto" w:fill="F2F4F7"/>
+          </w:tcPr>
+          <w:p>
+            <w:pPr>
+              <w:spacing w:before="0" w:after="0" w:line="240" w:lineRule="auto"/>
+              <w:ind w:left="567" w:hanging="567"/>
+            </w:pPr>
+            <w:r>
+              <w:rPr>
+                <w:rFonts w:ascii="Consolas" w:hAnsi="Consolas" w:eastAsia="Consolas"/>
+                <w:b w:val="0"/>
+                <w:color w:val="5B6875"/>
+                <w:sz w:val="16"/>
+              </w:rPr>
+              <w:t xml:space="preserve">   1  </w:t>
+            </w:r>
+            <w:r>
+              <w:rPr>
+                <w:rFonts w:ascii="Consolas" w:hAnsi="Consolas" w:eastAsia="Consolas"/>
+                <w:b w:val="0"/>
+                <w:sz w:val="16"/>
+              </w:rPr>
+              <w:t># Module constant.</w:t>
+            </w:r>
+          </w:p>
+          <w:p>
+            <w:pPr>
+              <w:spacing w:before="0" w:after="0" w:line="240" w:lineRule="auto"/>
+              <w:ind w:left="567" w:hanging="567"/>
+            </w:pPr>
+            <w:r>
+              <w:rPr>
+                <w:rFonts w:ascii="Consolas" w:hAnsi="Consolas" w:eastAsia="Consolas"/>
+                <w:b w:val="0"/>
+                <w:color w:val="5B6875"/>
+                <w:sz w:val="16"/>
+              </w:rPr>
+              <w:t xml:space="preserve">   2  </w:t>
+            </w:r>
+            <w:r>
+              <w:rPr>
+                <w:rFonts w:ascii="Consolas" w:hAnsi="Consolas" w:eastAsia="Consolas"/>
+                <w:b w:val="0"/>
+                <w:sz w:val="16"/>
+              </w:rPr>
+              <w:t>TIMEOUT_PATTERN = ...</w:t>
+            </w:r>
+          </w:p>
+          <w:p>
+            <w:pPr>
+              <w:spacing w:before="0" w:after="0" w:line="240" w:lineRule="auto"/>
+              <w:ind w:left="567" w:hanging="567"/>
+            </w:pPr>
+            <w:r>
+              <w:rPr>
+                <w:rFonts w:ascii="Consolas" w:hAnsi="Consolas" w:eastAsia="Consolas"/>
+                <w:b w:val="0"/>
+                <w:color w:val="5B6875"/>
+                <w:sz w:val="16"/>
+              </w:rPr>
+              <w:t xml:space="preserve">   3  </w:t>
+            </w:r>
+            <w:r>
+              <w:rPr>
+                <w:rFonts w:ascii="Consolas" w:hAnsi="Consolas" w:eastAsia="Consolas"/>
+                <w:b w:val="0"/>
+                <w:sz w:val="16"/>
+              </w:rPr>
+              <w:t xml:space="preserve"> </w:t>
+            </w:r>
+          </w:p>
+          <w:p>
+            <w:pPr>
+              <w:spacing w:before="0" w:after="0" w:line="240" w:lineRule="auto"/>
+              <w:ind w:left="567" w:hanging="567"/>
+            </w:pPr>
+            <w:r>
+              <w:rPr>
+                <w:rFonts w:ascii="Consolas" w:hAnsi="Consolas" w:eastAsia="Consolas"/>
+                <w:b w:val="0"/>
+                <w:color w:val="5B6875"/>
+                <w:sz w:val="16"/>
+              </w:rPr>
+              <w:t xml:space="preserve">   4  </w:t>
+            </w:r>
+            <w:r>
+              <w:rPr>
+                <w:rFonts w:ascii="Consolas" w:hAnsi="Consolas" w:eastAsia="Consolas"/>
+                <w:b w:val="0"/>
+                <w:sz w:val="16"/>
+              </w:rPr>
+              <w:t># Module constant.</w:t>
+            </w:r>
+          </w:p>
+          <w:p>
+            <w:pPr>
+              <w:spacing w:before="0" w:after="0" w:line="240" w:lineRule="auto"/>
+              <w:ind w:left="567" w:hanging="567"/>
+            </w:pPr>
+            <w:r>
+              <w:rPr>
+                <w:rFonts w:ascii="Consolas" w:hAnsi="Consolas" w:eastAsia="Consolas"/>
+                <w:b w:val="0"/>
+                <w:color w:val="5B6875"/>
+                <w:sz w:val="16"/>
+              </w:rPr>
+              <w:t xml:space="preserve">   5  </w:t>
+            </w:r>
+            <w:r>
+              <w:rPr>
+                <w:rFonts w:ascii="Consolas" w:hAnsi="Consolas" w:eastAsia="Consolas"/>
+                <w:b w:val="0"/>
+                <w:sz w:val="16"/>
+              </w:rPr>
+              <w:t>MAX_SECONDS = ...</w:t>
+            </w:r>
+          </w:p>
+          <w:p>
+            <w:pPr>
+              <w:spacing w:before="0" w:after="0" w:line="240" w:lineRule="auto"/>
+              <w:ind w:left="567" w:hanging="567"/>
+            </w:pPr>
+            <w:r>
+              <w:rPr>
+                <w:rFonts w:ascii="Consolas" w:hAnsi="Consolas" w:eastAsia="Consolas"/>
+                <w:b w:val="0"/>
+                <w:color w:val="5B6875"/>
+                <w:sz w:val="16"/>
+              </w:rPr>
+              <w:t xml:space="preserve">   6  </w:t>
+            </w:r>
+            <w:r>
+              <w:rPr>
+                <w:rFonts w:ascii="Consolas" w:hAnsi="Consolas" w:eastAsia="Consolas"/>
+                <w:b w:val="0"/>
+                <w:sz w:val="16"/>
+              </w:rPr>
+              <w:t xml:space="preserve"> </w:t>
+            </w:r>
+          </w:p>
+          <w:p>
+            <w:pPr>
+              <w:spacing w:before="0" w:after="0" w:line="240" w:lineRule="auto"/>
+              <w:ind w:left="567" w:hanging="567"/>
+            </w:pPr>
+            <w:r>
+              <w:rPr>
+                <w:rFonts w:ascii="Consolas" w:hAnsi="Consolas" w:eastAsia="Consolas"/>
+                <w:b w:val="0"/>
+                <w:color w:val="5B6875"/>
+                <w:sz w:val="16"/>
+              </w:rPr>
+              <w:t xml:space="preserve">   7  </w:t>
+            </w:r>
+            <w:r>
+              <w:rPr>
+                <w:rFonts w:ascii="Consolas" w:hAnsi="Consolas" w:eastAsia="Consolas"/>
+                <w:b w:val="0"/>
+                <w:sz w:val="16"/>
+              </w:rPr>
+              <w:t># Seconds in a pipeline activity timeout written as D.HH:MM:SS.</w:t>
+            </w:r>
+          </w:p>
+          <w:p>
+            <w:pPr>
+              <w:spacing w:before="0" w:after="0" w:line="240" w:lineRule="auto"/>
+              <w:ind w:left="567" w:hanging="567"/>
+            </w:pPr>
+            <w:r>
+              <w:rPr>
+                <w:rFonts w:ascii="Consolas" w:hAnsi="Consolas" w:eastAsia="Consolas"/>
+                <w:b w:val="0"/>
+                <w:color w:val="5B6875"/>
+                <w:sz w:val="16"/>
+              </w:rPr>
+              <w:t xml:space="preserve">   8  </w:t>
+            </w:r>
+            <w:r>
+              <w:rPr>
+                <w:rFonts w:ascii="Consolas" w:hAnsi="Consolas" w:eastAsia="Consolas"/>
+                <w:b w:val="0"/>
+                <w:sz w:val="16"/>
+              </w:rPr>
+              <w:t>def parse_timeout(value: str) -&gt; int: ...</w:t>
+            </w:r>
+          </w:p>
+        </w:tc>
+      </w:tr>
+    </w:tbl>
+    <w:p/>
     <w:p>
       <w:r>
         <w:rPr>

--- a/site/downloads/handbook-C4.docx
+++ b/site/downloads/handbook-C4.docx
@@ -4745,6 +4745,368 @@
         <w:t xml:space="preserve"> if the format is wrong, if hours are above 23 or minutes or seconds above 59, or if the total exceeds 7 days.</w:t>
       </w:r>
     </w:p>
+    <w:p>
+      <w:r>
+        <w:rPr>
+          <w:b/>
+          <w:i w:val="0"/>
+        </w:rPr>
+        <w:t>What you need to know.</w:t>
+      </w:r>
+    </w:p>
+    <w:p>
+      <w:r>
+        <w:rPr>
+          <w:b w:val="0"/>
+          <w:i w:val="0"/>
+        </w:rPr>
+        <w:t xml:space="preserve">Python's </w:t>
+      </w:r>
+      <w:r>
+        <w:rPr>
+          <w:rFonts w:ascii="Consolas" w:hAnsi="Consolas" w:eastAsia="Consolas"/>
+          <w:b w:val="0"/>
+          <w:sz w:val="19"/>
+        </w:rPr>
+        <w:t>re</w:t>
+      </w:r>
+      <w:r>
+        <w:rPr>
+          <w:b w:val="0"/>
+          <w:i w:val="0"/>
+        </w:rPr>
+        <w:t xml:space="preserve"> module matches text against a pattern:</w:t>
+      </w:r>
+    </w:p>
+    <w:p>
+      <w:pPr>
+        <w:pStyle w:val="ListBullet"/>
+      </w:pPr>
+      <w:r>
+        <w:rPr>
+          <w:rFonts w:ascii="Consolas" w:hAnsi="Consolas" w:eastAsia="Consolas"/>
+          <w:b w:val="0"/>
+          <w:sz w:val="19"/>
+        </w:rPr>
+        <w:t>re.compile(r"...")</w:t>
+      </w:r>
+      <w:r>
+        <w:rPr>
+          <w:b w:val="0"/>
+          <w:i w:val="0"/>
+        </w:rPr>
+        <w:t xml:space="preserve"> builds a pattern once, so you reuse it.</w:t>
+      </w:r>
+    </w:p>
+    <w:p>
+      <w:pPr>
+        <w:pStyle w:val="ListBullet"/>
+      </w:pPr>
+      <w:r>
+        <w:rPr>
+          <w:rFonts w:ascii="Consolas" w:hAnsi="Consolas" w:eastAsia="Consolas"/>
+          <w:b w:val="0"/>
+          <w:sz w:val="19"/>
+        </w:rPr>
+        <w:t>\d</w:t>
+      </w:r>
+      <w:r>
+        <w:rPr>
+          <w:b w:val="0"/>
+          <w:i w:val="0"/>
+        </w:rPr>
+        <w:t xml:space="preserve"> matches one digit, </w:t>
+      </w:r>
+      <w:r>
+        <w:rPr>
+          <w:rFonts w:ascii="Consolas" w:hAnsi="Consolas" w:eastAsia="Consolas"/>
+          <w:b w:val="0"/>
+          <w:sz w:val="19"/>
+        </w:rPr>
+        <w:t>\d{2}</w:t>
+      </w:r>
+      <w:r>
+        <w:rPr>
+          <w:b w:val="0"/>
+          <w:i w:val="0"/>
+        </w:rPr>
+        <w:t xml:space="preserve"> exactly two, </w:t>
+      </w:r>
+      <w:r>
+        <w:rPr>
+          <w:rFonts w:ascii="Consolas" w:hAnsi="Consolas" w:eastAsia="Consolas"/>
+          <w:b w:val="0"/>
+          <w:sz w:val="19"/>
+        </w:rPr>
+        <w:t>\d+</w:t>
+      </w:r>
+      <w:r>
+        <w:rPr>
+          <w:b w:val="0"/>
+          <w:i w:val="0"/>
+        </w:rPr>
+        <w:t xml:space="preserve"> one or more, and </w:t>
+      </w:r>
+      <w:r>
+        <w:rPr>
+          <w:rFonts w:ascii="Consolas" w:hAnsi="Consolas" w:eastAsia="Consolas"/>
+          <w:b w:val="0"/>
+          <w:sz w:val="19"/>
+        </w:rPr>
+        <w:t>\.</w:t>
+      </w:r>
+      <w:r>
+        <w:rPr>
+          <w:b w:val="0"/>
+          <w:i w:val="0"/>
+        </w:rPr>
+        <w:t xml:space="preserve"> a literal dot.</w:t>
+      </w:r>
+    </w:p>
+    <w:p>
+      <w:pPr>
+        <w:pStyle w:val="ListBullet"/>
+      </w:pPr>
+      <w:r>
+        <w:rPr>
+          <w:b w:val="0"/>
+          <w:i w:val="0"/>
+        </w:rPr>
+        <w:t xml:space="preserve">Brackets </w:t>
+      </w:r>
+      <w:r>
+        <w:rPr>
+          <w:rFonts w:ascii="Consolas" w:hAnsi="Consolas" w:eastAsia="Consolas"/>
+          <w:b w:val="0"/>
+          <w:sz w:val="19"/>
+        </w:rPr>
+        <w:t>( )</w:t>
+      </w:r>
+      <w:r>
+        <w:rPr>
+          <w:b w:val="0"/>
+          <w:i w:val="0"/>
+        </w:rPr>
+        <w:t xml:space="preserve"> </w:t>
+      </w:r>
+      <w:r>
+        <w:rPr>
+          <w:b/>
+          <w:i w:val="0"/>
+        </w:rPr>
+        <w:t>capture</w:t>
+      </w:r>
+      <w:r>
+        <w:rPr>
+          <w:b w:val="0"/>
+          <w:i w:val="0"/>
+        </w:rPr>
+        <w:t xml:space="preserve"> part of the match.</w:t>
+      </w:r>
+    </w:p>
+    <w:p>
+      <w:pPr>
+        <w:pStyle w:val="ListBullet"/>
+      </w:pPr>
+      <w:r>
+        <w:rPr>
+          <w:rFonts w:ascii="Consolas" w:hAnsi="Consolas" w:eastAsia="Consolas"/>
+          <w:b w:val="0"/>
+          <w:sz w:val="19"/>
+        </w:rPr>
+        <w:t>pattern.fullmatch(text)</w:t>
+      </w:r>
+      <w:r>
+        <w:rPr>
+          <w:b w:val="0"/>
+          <w:i w:val="0"/>
+        </w:rPr>
+        <w:t xml:space="preserve"> matches the </w:t>
+      </w:r>
+      <w:r>
+        <w:rPr>
+          <w:b/>
+          <w:i w:val="0"/>
+        </w:rPr>
+        <w:t>whole</w:t>
+      </w:r>
+      <w:r>
+        <w:rPr>
+          <w:b w:val="0"/>
+          <w:i w:val="0"/>
+        </w:rPr>
+        <w:t xml:space="preserve"> string and returns a match object, or </w:t>
+      </w:r>
+      <w:r>
+        <w:rPr>
+          <w:rFonts w:ascii="Consolas" w:hAnsi="Consolas" w:eastAsia="Consolas"/>
+          <w:b w:val="0"/>
+          <w:sz w:val="19"/>
+        </w:rPr>
+        <w:t>None</w:t>
+      </w:r>
+      <w:r>
+        <w:rPr>
+          <w:b w:val="0"/>
+          <w:i w:val="0"/>
+        </w:rPr>
+        <w:t xml:space="preserve"> when the text does not fit.</w:t>
+      </w:r>
+    </w:p>
+    <w:p>
+      <w:pPr>
+        <w:pStyle w:val="ListBullet"/>
+      </w:pPr>
+      <w:r>
+        <w:rPr>
+          <w:rFonts w:ascii="Consolas" w:hAnsi="Consolas" w:eastAsia="Consolas"/>
+          <w:b w:val="0"/>
+          <w:sz w:val="19"/>
+        </w:rPr>
+        <w:t>match.groups()</w:t>
+      </w:r>
+      <w:r>
+        <w:rPr>
+          <w:b w:val="0"/>
+          <w:i w:val="0"/>
+        </w:rPr>
+        <w:t xml:space="preserve"> returns the captured parts as strings.</w:t>
+      </w:r>
+    </w:p>
+    <w:tbl>
+      <w:tblPr>
+        <w:tblW w:type="auto" w:w="0"/>
+        <w:jc w:val="left"/>
+        <w:tblLook w:firstColumn="1" w:firstRow="1" w:lastColumn="0" w:lastRow="0" w:noHBand="0" w:noVBand="1" w:val="04A0"/>
+      </w:tblPr>
+      <w:tblGrid>
+        <w:gridCol w:w="8221"/>
+      </w:tblGrid>
+      <w:tr>
+        <w:tc>
+          <w:tcPr>
+            <w:tcW w:type="dxa" w:w="8221"/>
+            <w:shd w:val="clear" w:color="auto" w:fill="F2F4F7"/>
+          </w:tcPr>
+          <w:p>
+            <w:pPr>
+              <w:spacing w:before="0" w:after="0" w:line="240" w:lineRule="auto"/>
+              <w:ind w:left="567" w:hanging="567"/>
+            </w:pPr>
+            <w:r>
+              <w:rPr>
+                <w:rFonts w:ascii="Consolas" w:hAnsi="Consolas" w:eastAsia="Consolas"/>
+                <w:b w:val="0"/>
+                <w:color w:val="5B6875"/>
+                <w:sz w:val="16"/>
+              </w:rPr>
+              <w:t xml:space="preserve">   1  </w:t>
+            </w:r>
+            <w:r>
+              <w:rPr>
+                <w:rFonts w:ascii="Consolas" w:hAnsi="Consolas" w:eastAsia="Consolas"/>
+                <w:b w:val="0"/>
+                <w:sz w:val="16"/>
+              </w:rPr>
+              <w:t>import re</w:t>
+            </w:r>
+          </w:p>
+          <w:p>
+            <w:pPr>
+              <w:spacing w:before="0" w:after="0" w:line="240" w:lineRule="auto"/>
+              <w:ind w:left="567" w:hanging="567"/>
+            </w:pPr>
+            <w:r>
+              <w:rPr>
+                <w:rFonts w:ascii="Consolas" w:hAnsi="Consolas" w:eastAsia="Consolas"/>
+                <w:b w:val="0"/>
+                <w:color w:val="5B6875"/>
+                <w:sz w:val="16"/>
+              </w:rPr>
+              <w:t xml:space="preserve">   2  </w:t>
+            </w:r>
+            <w:r>
+              <w:rPr>
+                <w:rFonts w:ascii="Consolas" w:hAnsi="Consolas" w:eastAsia="Consolas"/>
+                <w:b w:val="0"/>
+                <w:sz w:val="16"/>
+              </w:rPr>
+              <w:t xml:space="preserve"> </w:t>
+            </w:r>
+          </w:p>
+          <w:p>
+            <w:pPr>
+              <w:spacing w:before="0" w:after="0" w:line="240" w:lineRule="auto"/>
+              <w:ind w:left="567" w:hanging="567"/>
+            </w:pPr>
+            <w:r>
+              <w:rPr>
+                <w:rFonts w:ascii="Consolas" w:hAnsi="Consolas" w:eastAsia="Consolas"/>
+                <w:b w:val="0"/>
+                <w:color w:val="5B6875"/>
+                <w:sz w:val="16"/>
+              </w:rPr>
+              <w:t xml:space="preserve">   3  </w:t>
+            </w:r>
+            <w:r>
+              <w:rPr>
+                <w:rFonts w:ascii="Consolas" w:hAnsi="Consolas" w:eastAsia="Consolas"/>
+                <w:b w:val="0"/>
+                <w:sz w:val="16"/>
+              </w:rPr>
+              <w:t>MONTH = re.compile(r"(\d{4})-(\d{2})")</w:t>
+            </w:r>
+          </w:p>
+          <w:p>
+            <w:pPr>
+              <w:spacing w:before="0" w:after="0" w:line="240" w:lineRule="auto"/>
+              <w:ind w:left="567" w:hanging="567"/>
+            </w:pPr>
+            <w:r>
+              <w:rPr>
+                <w:rFonts w:ascii="Consolas" w:hAnsi="Consolas" w:eastAsia="Consolas"/>
+                <w:b w:val="0"/>
+                <w:color w:val="5B6875"/>
+                <w:sz w:val="16"/>
+              </w:rPr>
+              <w:t xml:space="preserve">   4  </w:t>
+            </w:r>
+            <w:r>
+              <w:rPr>
+                <w:rFonts w:ascii="Consolas" w:hAnsi="Consolas" w:eastAsia="Consolas"/>
+                <w:b w:val="0"/>
+                <w:sz w:val="16"/>
+              </w:rPr>
+              <w:t>MONTH.fullmatch("2026-03").groups()   # ('2026', '03')</w:t>
+            </w:r>
+          </w:p>
+          <w:p>
+            <w:pPr>
+              <w:spacing w:before="0" w:after="0" w:line="240" w:lineRule="auto"/>
+              <w:ind w:left="567" w:hanging="567"/>
+            </w:pPr>
+            <w:r>
+              <w:rPr>
+                <w:rFonts w:ascii="Consolas" w:hAnsi="Consolas" w:eastAsia="Consolas"/>
+                <w:b w:val="0"/>
+                <w:color w:val="5B6875"/>
+                <w:sz w:val="16"/>
+              </w:rPr>
+              <w:t xml:space="preserve">   5  </w:t>
+            </w:r>
+            <w:r>
+              <w:rPr>
+                <w:rFonts w:ascii="Consolas" w:hAnsi="Consolas" w:eastAsia="Consolas"/>
+                <w:b w:val="0"/>
+                <w:sz w:val="16"/>
+              </w:rPr>
+              <w:t>MONTH.fullmatch("2026-03x")           # None</w:t>
+            </w:r>
+          </w:p>
+        </w:tc>
+      </w:tr>
+    </w:tbl>
+    <w:p/>
     <w:p>
       <w:r>
         <w:rPr>
